--- a/arb/docx/10.content.docx
+++ b/arb/docx/10.content.docx
@@ -178,13 +178,6 @@
         <w:rPr>
           <w:lang w:val="ar_AE" w:bidi="ar_AE"/>
         </w:rPr>
-      </w:r>
-      <w:r>
-        <w:rPr>
-          <w:i/>
-          <w:lang w:val="ar_AE" w:bidi="ar_AE"/>
-        </w:rPr>
-        <w:t>٢ صموئيل ١: ١, 2 صموئيل 1: 1–16, 2 صموئيل 1: 1–27, 2 صموئيل 1: 4, 2 صموئيل 1: 6, 2 صموئيل 1: 9, 2 صموئيل 1: 10, 2 صموئيل 1: 13, 2 صموئيل 1: 15–16, 2 صموئيل 1: 18, 2 صموئيل 1: 19, 2 صموئيل 1: 20, 2 صموئيل 1: 21, 2 صموئيل 1: 22, 2 صموئيل 1: 23, 2 صموئيل 1: 26, 2 صموئيل 2: 1, 2 صموئيل 2: 1–32, 2 صموئيل 2: 2, 2 صموئيل 2: 4–7, 2 صموئيل 2: 7, 2 صموئيل 2: 8, 2 صموئيل 2: 9, 2 صموئيل 2: 10–11, 2 صموئيل 2: 12, 2 صموئيل 2: 12–32, 2 صموئيل 2: 13, 2 صموئيل 2: 14, 2 صموئيل 2: 17, 2 صموئيل 2: 18, 2 صموئيل 2: 20–22, 2 صموئيل 2: 24, 2 صموئيل 2: 26, 2 صموئيل 2: 28, 2 صموئيل 2: 29, 2 صموئيل 2: 31, 2 صموئيل 3: 1, 2 صموئيل 3: 1–39, 2 صموئيل 3: 2–5, 2 صموئيل 3: 3, 2 صموئيل 3: 7, 2 صموئيل 3: 8, 2 صموئيل 3: 9, 2 صموئيل 3: 10, 2 صموئيل 3: 11, 2 صموئيل 3: 12, 2 صموئيل 3: 13, 2 صموئيل 3: 14, 2 صموئيل 3: 15, 2 صموئيل 3: 16, 2 صموئيل 3: 17, 2 صموئيل 3: 18, 2 صموئيل 3: 19, 2 صموئيل 3: 21, 2 صموئيل 3: 26, 2 صموئيل 3: 27, 2 صموئيل 3: 28, 2 صموئيل 3: 29, 2 صموئيل 3: 30, 2 صموئيل 3: 31, 2 صموئيل 3: 32, 2 صموئيل 3: 33, 2 صموئيل 3: 34, 2 صموئيل 3: 35, 2 صموئيل 3: 37, 2 صموئيل 3: 39, 2 صموئيل 4: 1, 2 صموئيل 4: 2–3, 2 صموئيل 4: 4, 2 صموئيل 4: 6, 2 صموئيل 4: 8, 2 صموئيل 4: 9–11, 2 صموئيل 4: 12, 2 صموئيل 5: 1, 2 صموئيل 5: 1–25, 2 صموئيل 5: 2, 2 صموئيل 5: 3, 2 صموئيل 5: 4–5, 2 صموئيل 5: 6, 2 صموئيل 5: 6–10, 2 صموئيل 5: 7, 2 صموئيل 5: 8, 2 صموئيل 5: 9, 2 صموئيل 5: 10, 2 صموئيل 5: 11, 2 صموئيل 5: 12, 2 صموئيل 5: 13–16, 2 صموئيل 5: 17–25, 2 صموئيل 5: 18, 2 صموئيل 5: 20, 2 صموئيل 5: 21, 2 صموئيل 5: 23, 2 صموئيل 5: 25, 2 صموئيل 6: 1–23, 2 صموئيل 6: 2, 2 صموئيل 6: 3–4, 2 صموئيل 6: 5, 2 صموئيل 6: 6–7, 2 صموئيل 6: 8, 2 صموئيل 6: 9, 2 صموئيل 6: 10, 2 صموئيل 6: 11, 2 صموئيل 6: 12, 2 صموئيل 6: 13, 2 صموئيل 6: 14, 2 صموئيل 6: 15, 2 صموئيل 6: 16, 2 صموئيل 6: 17, 2 صموئيل 6: 18, 2 صموئيل 6: 19, 2 صموئيل 6: 21, 2 صموئيل 6: 22, 2 صموئيل 6: 23, 2 صموئيل 7: 1, 2 صموئيل 7: 1–2, صموئيل الثاني 1:7–29, 2 صموئيل 7: 2, 2 صموئيل 7: 3, صموئيل الثاني 5:7, 2 صموئيل 7: 6, 2 صموئيل 7: 7, 2 صموئيل 7: 8, 2 صموئيل 7: 8–17, 2 صموئيل 7: 9, 2 صموئيل 7: 10–11, 2 صموئيل 7: 11, صموئيل الثاني 12:7–13, صموئيل الثاني 14:7, صموئيل الثاني 16:7, 2 صموئيل 7: 18, 2 صموئيل 7: 18–29, 2 صموئيل 7: 19, 2 صموئيل 7: 20, 2 صموئيل 7: 21, 2 صموئيل 7: 22, 2 صموئيل 7: 23, 2 صموئيل 7: 24, 2 صموئيل 7: 25, 2 صموئيل 7: 26, 2 صموئيل 8: 1–18, 2 صموئيل 8: 2, 2 صموئيل 8: 3, 2 صموئيل 8: 4, 2 صموئيل 8: 5, 2 صموئيل 8: 6, 2 صموئيل 8: 7, 2 صموئيل 8: 9, 2 صموئيل 8: 10, 2 صموئيل 8: 11–12, 2 صموئيل 8: 13–14, 2 صموئيل 8: 15–18, 2 صموئيل 8: 18, 2 صموئيل 9: 1, 2 صموئيل 9: 1–13, 2 صموئيل 9: 3, 2 صموئيل 9: 4, 2 صموئيل 9: 5, 2 صموئيل 9: 6, 2 صموئيل 9: 7, 2 صموئيل 9: 8, 2 صموئيل 9: 11, 2 صموئيل 9: 13, 2 صموئيل 10: 1, 2 صموئيل 10: 1–5, 2 صموئيل 10: 1–19, 2 صموئيل 10: 2, 2 صموئيل 10: 4, 2 صموئيل 10: 5, 2 صموئيل 10: 6, 2 صموئيل 10: 8, 2 صموئيل 10: 12, 2 صموئيل 10: 16, 2 صموئيل 11: 1, 2 صموئيل 11: 1–27, 2 صموئيل 11: 2, 2 صموئيل 11: 3, 2 صموئيل 11: 4, 2 صموئيل 11: 8, 2 صموئيل 11: 11, 2 صموئيل 11: 16–17, 2 صموئيل 11: 21, 2 صموئيل 11: 25, 2 صموئيل 12: 1, صموئيل الثاني 1:12–31, 2 صموئيل 12: 3, 2 صموئيل 12: 4, 2 صموئيل 12: 5–6, 2 صموئيل 12: 7–8, 2 صموئيل 12: 8, 2 صموئيل 12: 10, 2 صموئيل 12: 11, 2 صموئيل 12: 14, صموئيل الثاني 20:12, صموئيل الثاني 21:12–23, صموئيل الثاني 23:12, صموئيل الثاني 24:12, صموئيل الثاني 25:12, 2 صموئيل 12: 26–31, 2 صموئيل 12: 30, 2 صموئيل 12: 31, 2 صموئيل 13: 1, 2 صموئيل 13: 2, 2 صموئيل 13: 3, 2 صموئيل 13: 4, 2 صموئيل 13: 12, 2 صموئيل 13: 13, 2 صموئيل 13: 14, 2 صموئيل 13: 15, 2 صموئيل 13: 16, 2 صموئيل 13: 18, 2 صموئيل 13: 19, 2 صموئيل 13: 20, 2 صموئيل 13: 21, 2 صموئيل 13: 23, 2 صموئيل 13: 31, 2 صموئيل 13: 34–39, 2 صموئيل 13: 37, 2 صموئيل 13: 39, 2 صموئيل 14: 2, 2 صموئيل 14: 9, 2 صموئيل 14: 11, 2 صموئيل 14: 13, 2 صموئيل 14: 14, 2 صموئيل 14: 16, 2 صموئيل 14: 17, 2 صموئيل 14: 20, 2 صموئيل 14: 21, 2 صموئيل 14: 23, 2 صموئيل 14: 26, 2 صموئيل 14: 27, 2 صموئيل 14: 29, 2 صموئيل 14: 33, 2 صموئيل 15: 1, 2 صموئيل 15: 1–19, 2 صموئيل 15: 5, 2 صموئيل 15: 6, 2 صموئيل 15: 7, 2 صموئيل 15: 8, 2 صموئيل 15: 12, 2 صموئيل 15: 15–16, 2 صموئيل 15: 18, 2 صموئيل 15: 19, 2 صموئيل 15: 23, 2 صموئيل 15: 24, 2 صموئيل 15: 25, 2 صموئيل 15: 27, 2 صموئيل 15: 31, 2 صموئيل 15: 32, 2 صموئيل 15: 34, 2 صموئيل 16: 1, 2 صموئيل 16: 3–4, 2 صموئيل 16: 5, 2 صموئيل 16: 7–8, 2 صموئيل 16: 8, 2 صموئيل 16: 9, 2 صموئيل 16: 10, 2 صموئيل 16: 11–12, 2 صموئيل 16: 16, 2 صموئيل 16: 19, 2 صموئيل 16: 21, 2 صموئيل 16: 22, 2 صموئيل 16: 23, 2 صموئيل 17: 1–14, 2 صموئيل 17: 3, 2 صموئيل 17: 11, 2 صموئيل 17: 14, 2 صموئيل 17: 17, 2 صموئيل 17: 18–20, 2 صموئيل 17: 23, 2 صموئيل 17: 24, 2 صموئيل 17: 25, 2 صموئيل 17: 27, 2 صموئيل 18: 3, 2 صموئيل 18: 5, 2 صموئيل 18: 6, 2 صموئيل 18: 8, 2 صموئيل 18: 9, 2 صموئيل 18: 11, 2 صموئيل 18: 14, 2 صموئيل 18: 15, 2 صموئيل 18: 17, 2 صموئيل 18: 18, 2 صموئيل 18: 19, 2 صموئيل 18: 21, 2 صموئيل 18: 25, 2 صموئيل 18: 28–29, 2 صموئيل 18: 33, 2 صموئيل 19: 5–7, 2 صموئيل 19: 9–10, 2 صموئيل 19: 11–12, 2 صموئيل 19: 13, 2 صموئيل 19: 15, 2 صموئيل 19: 15–23, 2 صموئيل 19: 17, 2 صموئيل 19: 20, 2 صموئيل 19: 21–22, 2 صموئيل 19: 23, 2 صموئيل 19: 24, 2 صموئيل 19: 24–30, 2 صموئيل 19: 27–28, 2 صموئيل 19: 30, 2 صموئيل 19: 31, 2 صموئيل 19: 31–40, 2 صموئيل 19: 39, 2 صموئيل 19: 40, 2 صموئيل 19: 41–43, 2 صموئيل 20: 1, 2 صموئيل 20: 3, 2 صموئيل 20: 4–5, 2 صموئيل 20: 7, 2 صموئيل 20: 9, 2 صموئيل 20: 10, 2 صموئيل 20: 14, 2 صموئيل 20: 15, 2 صموئيل 20: 16, 2 صموئيل 20: 18–19, 2 صموئيل 20: 23, 2 صموئيل 20: 23–26, 2 صموئيل 20: 24, 2 صموئيل 20: 25, 2 صموئيل 20: 26, 2 صموئيل 21: 1, 2 صموئيل 21: 1–24. 25, 2 صموئيل 21: 2, 2 صموئيل 21: 3, 2 صموئيل 21: 6, 2 صموئيل 21: 7, 2 صموئيل 21: 8, 2 صموئيل 21: 9, 2 صموئيل 21: 10, 2 صموئيل 21: 11–13, 2 صموئيل 21: 14, 2 صموئيل 21: 15, 2 صموئيل 21: 15–22, 2 صموئيل 21: 16, 2 صموئيل 21: 17, 2 صموئيل 21: 18, 2 صموئيل 21: 19, 2 صموئيل 22: 1–51, 2 صموئيل 22: 2, 2 صموئيل 22: 3, 2 صموئيل 22: 7, 2 صموئيل 22: 8–20, 2 صموئيل 22: 14, 2 صموئيل 22: 21–30, 2 صموئيل 22: 22–24, 2 صموئيل 22: 31–51, 2 صموئيل 22: 32, 2 صموئيل 22: 34, 2 صموئيل 22: 38–40, 2 صموئيل 22: 51, 2 صموئيل 23: 1, 2 صموئيل 23: 1–7, 2 صموئيل 23: 2, 2 صموئيل 23: 5, 2 صموئيل 23: 6, 2 صموئيل 23: 8–39, 2 صموئيل 23: 10, 2 صموئيل 23: 23, 2 صموئيل 23: 15–16, 2 صموئيل 23: 17, 2 صموئيل 23: 18–23, 2 صموئيل 23: 24, 2 صموئيل 23: 39, 2 صموئيل 24: 1, 2 صموئيل 24: 2, 2 صموئيل 24: 3, 2 صموئيل 24: 9, 2 صموئيل 24: 10, 2 صموئيل 24: 11, 2 صموئيل 24: 13, 2 صموئيل 24: 16, 2 صموئيل 24: 17, 2 صموئيل 24: 21, 2 صموئيل 24: 25</w:t>
       </w:r>
       <w:r>
         <w:rPr>

--- a/arb/docx/10.content.docx
+++ b/arb/docx/10.content.docx
@@ -163,21 +163,6 @@
           <w:lang w:val="ar_AE" w:bidi="ar_AE"/>
         </w:rPr>
         <w:t>2SA</w:t>
-      </w:r>
-      <w:r>
-        <w:rPr>
-          <w:lang w:val="ar_AE" w:bidi="ar_AE"/>
-        </w:rPr>
-      </w:r>
-    </w:p>
-    <w:p>
-      <w:pPr>
-        <w:bidi/>
-      </w:pPr>
-      <w:r>
-        <w:rPr>
-          <w:lang w:val="ar_AE" w:bidi="ar_AE"/>
-        </w:rPr>
       </w:r>
       <w:r>
         <w:rPr>

--- a/arb/docx/10.content.docx
+++ b/arb/docx/10.content.docx
@@ -22,7 +22,7 @@
         <w:rPr>
           <w:lang w:val="ar_AE" w:bidi="ar_AE"/>
         </w:rPr>
-        <w:t>Resource: ملاحظات الدراسة (تينديل)</w:t>
+        <w:t>Resource: Tyndale Open Study Notes</w:t>
       </w:r>
       <w:r>
         <w:rPr>
@@ -122,7 +122,7 @@
         <w:rPr>
           <w:lang w:val="ar_AE" w:bidi="ar_AE"/>
         </w:rPr>
-        <w:t>ملاحظات الدراسة (تينديل)</w:t>
+        <w:t>Tyndale Open Study Notes</w:t>
       </w:r>
     </w:p>
     <w:p>

--- a/arb/docx/10.content.docx
+++ b/arb/docx/10.content.docx
@@ -22,7 +22,7 @@
         <w:rPr>
           <w:lang w:val="ar_AE" w:bidi="ar_AE"/>
         </w:rPr>
-        <w:t>Resource: Tyndale Open Study Notes</w:t>
+        <w:t>Resource: Aquifer Open Study Notes</w:t>
       </w:r>
       <w:r>
         <w:rPr>
@@ -122,7 +122,7 @@
         <w:rPr>
           <w:lang w:val="ar_AE" w:bidi="ar_AE"/>
         </w:rPr>
-        <w:t>Tyndale Open Study Notes</w:t>
+        <w:t>Aquifer Open Study Notes</w:t>
       </w:r>
     </w:p>
     <w:p>
